--- a/docs/content/multiple_regression/multiple_regression_lecture.docx
+++ b/docs/content/multiple_regression/multiple_regression_lecture.docx
@@ -3034,6 +3034,9 @@
                 </m:sup>
               </m:sSup>
             </m:oMath>
+            <w:r>
+              <w:t xml:space="preserve">​</w:t>
+            </w:r>
           </w:p>
         </w:tc>
         <w:tc>
@@ -3048,6 +3051,9 @@
                 <m:t>p</m:t>
               </m:r>
             </m:oMath>
+            <w:r>
+              <w:t xml:space="preserve">​</w:t>
+            </w:r>
           </w:p>
         </w:tc>
         <w:tc>
@@ -3149,6 +3155,9 @@
                 </m:den>
               </m:f>
             </m:oMath>
+            <w:r>
+              <w:t xml:space="preserve">​</w:t>
+            </w:r>
           </w:p>
         </w:tc>
         <w:tc>
@@ -3273,6 +3282,9 @@
                 </m:sup>
               </m:sSup>
             </m:oMath>
+            <w:r>
+              <w:t xml:space="preserve">​</w:t>
+            </w:r>
           </w:p>
         </w:tc>
         <w:tc>
@@ -3305,6 +3317,9 @@
                 <m:t>1</m:t>
               </m:r>
             </m:oMath>
+            <w:r>
+              <w:t xml:space="preserve">​</w:t>
+            </w:r>
           </w:p>
         </w:tc>
         <w:tc>
@@ -3433,6 +3448,9 @@
                 </m:den>
               </m:f>
             </m:oMath>
+            <w:r>
+              <w:t xml:space="preserve">​</w:t>
+            </w:r>
           </w:p>
         </w:tc>
         <w:tc>
@@ -3548,6 +3566,9 @@
                 </m:sup>
               </m:sSup>
             </m:oMath>
+            <w:r>
+              <w:t xml:space="preserve">​</w:t>
+            </w:r>
           </w:p>
         </w:tc>
         <w:tc>
@@ -3571,6 +3592,9 @@
                 <m:t>1</m:t>
               </m:r>
             </m:oMath>
+            <w:r>
+              <w:t xml:space="preserve">​</w:t>
+            </w:r>
           </w:p>
         </w:tc>
         <w:tc>
@@ -3856,6 +3880,9 @@
                 </m:sup>
               </m:sSup>
             </m:oMath>
+            <w:r>
+              <w:t xml:space="preserve">​</w:t>
+            </w:r>
           </w:p>
         </w:tc>
         <w:tc>
@@ -3870,6 +3897,9 @@
                 <m:t>p</m:t>
               </m:r>
             </m:oMath>
+            <w:r>
+              <w:t xml:space="preserve">​</w:t>
+            </w:r>
           </w:p>
         </w:tc>
         <w:tc>
@@ -3971,6 +4001,9 @@
                 </m:den>
               </m:f>
             </m:oMath>
+            <w:r>
+              <w:t xml:space="preserve">​</w:t>
+            </w:r>
           </w:p>
         </w:tc>
       </w:tr>
@@ -4083,6 +4116,9 @@
                 </m:sup>
               </m:sSup>
             </m:oMath>
+            <w:r>
+              <w:t xml:space="preserve">​</w:t>
+            </w:r>
           </w:p>
         </w:tc>
         <w:tc>
@@ -4115,6 +4151,9 @@
                 <m:t>1</m:t>
               </m:r>
             </m:oMath>
+            <w:r>
+              <w:t xml:space="preserve">​</w:t>
+            </w:r>
           </w:p>
         </w:tc>
         <w:tc>
@@ -4243,6 +4282,9 @@
                 </m:den>
               </m:f>
             </m:oMath>
+            <w:r>
+              <w:t xml:space="preserve">​</w:t>
+            </w:r>
           </w:p>
         </w:tc>
       </w:tr>
@@ -4346,6 +4388,9 @@
                 </m:sup>
               </m:sSup>
             </m:oMath>
+            <w:r>
+              <w:t xml:space="preserve">​</w:t>
+            </w:r>
           </w:p>
         </w:tc>
         <w:tc>
@@ -4369,6 +4414,9 @@
                 <m:t>1</m:t>
               </m:r>
             </m:oMath>
+            <w:r>
+              <w:t xml:space="preserve">​</w:t>
+            </w:r>
           </w:p>
         </w:tc>
         <w:tc>

--- a/docs/content/multiple_regression/multiple_regression_lecture.docx
+++ b/docs/content/multiple_regression/multiple_regression_lecture.docx
@@ -1043,14 +1043,14 @@
     </w:p>
     <w:p>
       <w:pPr>
-        <w:pStyle w:val="FirstParagraph"/>
+        <w:pStyle w:val="CaptionedFigure"/>
       </w:pPr>
       <w:r>
         <w:drawing>
           <wp:inline>
             <wp:extent cx="2638425" cy="1964289"/>
             <wp:effectExtent b="0" l="0" r="0" t="0"/>
-            <wp:docPr descr="" title="" id="30" name="Picture"/>
+            <wp:docPr descr="Stock photo of a frustrated man in a suit punching through a laptop screen, used humorously to illustrate the frustration multiple regression’s challenges (overfitting, multicollinearity, model selection) can cause." title="" id="30" name="Picture"/>
             <a:graphic>
               <a:graphicData uri="http://schemas.openxmlformats.org/drawingml/2006/picture">
                 <pic:pic>
@@ -1086,6 +1086,14 @@
             </a:graphic>
           </wp:inline>
         </w:drawing>
+      </w:r>
+    </w:p>
+    <w:p>
+      <w:pPr>
+        <w:pStyle w:val="ImageCaption"/>
+      </w:pPr>
+      <w:r>
+        <w:t xml:space="preserve">Stock photo of a frustrated man in a suit punching through a laptop screen, used humorously to illustrate the frustration multiple regression’s challenges (overfitting, multicollinearity, model selection) can cause.</w:t>
       </w:r>
     </w:p>
     <w:bookmarkEnd w:id="32"/>
@@ -8479,14 +8487,14 @@
     </w:p>
     <w:p>
       <w:pPr>
-        <w:pStyle w:val="FirstParagraph"/>
+        <w:pStyle w:val="CaptionedFigure"/>
       </w:pPr>
       <w:r>
         <w:drawing>
           <wp:inline>
             <wp:extent cx="2857500" cy="1847319"/>
             <wp:effectExtent b="0" l="0" r="0" t="0"/>
-            <wp:docPr descr="" title="" id="101" name="Picture"/>
+            <wp:docPr descr="R console output for a linear model regressing total net primary productivity on mean annual temperature, mean annual precipitation, and a three-level fertility factor (High reference, Low, Med), showing the coefficient table with all predictors highly significant (p &lt; 0.001) and dummy-variable coefficients of 205.16 for Low and 116.33 for Medium fertility relative to High." title="" id="101" name="Picture"/>
             <a:graphic>
               <a:graphicData uri="http://schemas.openxmlformats.org/drawingml/2006/picture">
                 <pic:pic>
@@ -8526,14 +8534,22 @@
     </w:p>
     <w:p>
       <w:pPr>
-        <w:pStyle w:val="BodyText"/>
+        <w:pStyle w:val="ImageCaption"/>
+      </w:pPr>
+      <w:r>
+        <w:t xml:space="preserve">R console output for a linear model regressing total net primary productivity on mean annual temperature, mean annual precipitation, and a three-level fertility factor (High reference, Low, Med), showing the coefficient table with all predictors highly significant (p &lt; 0.001) and dummy-variable coefficients of 205.16 for Low and 116.33 for Medium fertility relative to High.</w:t>
+      </w:r>
+    </w:p>
+    <w:p>
+      <w:pPr>
+        <w:pStyle w:val="CaptionedFigure"/>
       </w:pPr>
       <w:r>
         <w:drawing>
           <wp:inline>
             <wp:extent cx="2381250" cy="2514778"/>
             <wp:effectExtent b="0" l="0" r="0" t="0"/>
-            <wp:docPr descr="" title="" id="104" name="Picture"/>
+            <wp:docPr descr="Boxplot of net primary productivity by fertility category (High, Low, Med), showing the Low fertility group with the highest median productivity, matching the positive dummy-variable coefficients shown in the accompanying regression output." title="" id="104" name="Picture"/>
             <a:graphic>
               <a:graphicData uri="http://schemas.openxmlformats.org/drawingml/2006/picture">
                 <pic:pic>
@@ -8569,6 +8585,14 @@
             </a:graphic>
           </wp:inline>
         </w:drawing>
+      </w:r>
+    </w:p>
+    <w:p>
+      <w:pPr>
+        <w:pStyle w:val="ImageCaption"/>
+      </w:pPr>
+      <w:r>
+        <w:t xml:space="preserve">Boxplot of net primary productivity by fertility category (High, Low, Med), showing the Low fertility group with the highest median productivity, matching the positive dummy-variable coefficients shown in the accompanying regression output.</w:t>
       </w:r>
     </w:p>
     <w:bookmarkEnd w:id="106"/>

--- a/docs/content/multiple_regression/multiple_regression_lecture.docx
+++ b/docs/content/multiple_regression/multiple_regression_lecture.docx
@@ -1048,7 +1048,7 @@
       <w:r>
         <w:drawing>
           <wp:inline>
-            <wp:extent cx="2638425" cy="1964289"/>
+            <wp:extent cx="2642616" cy="1967410"/>
             <wp:effectExtent b="0" l="0" r="0" t="0"/>
             <wp:docPr descr="Stock photo of a frustrated man in a suit punching through a laptop screen, used humorously to illustrate the frustration multiple regression’s challenges (overfitting, multicollinearity, model selection) can cause." title="" id="30" name="Picture"/>
             <a:graphic>
@@ -1069,7 +1069,7 @@
                   <pic:spPr bwMode="auto">
                     <a:xfrm>
                       <a:off x="0" y="0"/>
-                      <a:ext cx="2638425" cy="1964289"/>
+                      <a:ext cx="2642616" cy="1967410"/>
                     </a:xfrm>
                     <a:prstGeom prst="rect">
                       <a:avLst/>
@@ -8492,7 +8492,7 @@
       <w:r>
         <w:drawing>
           <wp:inline>
-            <wp:extent cx="2857500" cy="1847319"/>
+            <wp:extent cx="2852928" cy="1844364"/>
             <wp:effectExtent b="0" l="0" r="0" t="0"/>
             <wp:docPr descr="R console output for a linear model regressing total net primary productivity on mean annual temperature, mean annual precipitation, and a three-level fertility factor (High reference, Low, Med), showing the coefficient table with all predictors highly significant (p &lt; 0.001) and dummy-variable coefficients of 205.16 for Low and 116.33 for Medium fertility relative to High." title="" id="101" name="Picture"/>
             <a:graphic>
@@ -8513,7 +8513,7 @@
                   <pic:spPr bwMode="auto">
                     <a:xfrm>
                       <a:off x="0" y="0"/>
-                      <a:ext cx="2857500" cy="1847319"/>
+                      <a:ext cx="2852928" cy="1844364"/>
                     </a:xfrm>
                     <a:prstGeom prst="rect">
                       <a:avLst/>
@@ -8547,7 +8547,7 @@
       <w:r>
         <w:drawing>
           <wp:inline>
-            <wp:extent cx="2381250" cy="2514778"/>
+            <wp:extent cx="2377440" cy="2510754"/>
             <wp:effectExtent b="0" l="0" r="0" t="0"/>
             <wp:docPr descr="Boxplot of net primary productivity by fertility category (High, Low, Med), showing the Low fertility group with the highest median productivity, matching the positive dummy-variable coefficients shown in the accompanying regression output." title="" id="104" name="Picture"/>
             <a:graphic>
@@ -8568,7 +8568,7 @@
                   <pic:spPr bwMode="auto">
                     <a:xfrm>
                       <a:off x="0" y="0"/>
-                      <a:ext cx="2381250" cy="2514778"/>
+                      <a:ext cx="2377440" cy="2510754"/>
                     </a:xfrm>
                     <a:prstGeom prst="rect">
                       <a:avLst/>

--- a/docs/content/multiple_regression/multiple_regression_lecture.docx
+++ b/docs/content/multiple_regression/multiple_regression_lecture.docx
@@ -217,7 +217,7 @@
       <w:r>
         <w:drawing>
           <wp:inline>
-            <wp:extent cx="5334000" cy="5334000"/>
+            <wp:extent cx="3119357" cy="3119357"/>
             <wp:effectExtent b="0" l="0" r="0" t="0"/>
             <wp:docPr descr="" title="" id="13" name="Picture"/>
             <a:graphic>
@@ -238,7 +238,7 @@
                   <pic:spPr bwMode="auto">
                     <a:xfrm>
                       <a:off x="0" y="0"/>
-                      <a:ext cx="5334000" cy="5334000"/>
+                      <a:ext cx="3119357" cy="3119357"/>
                     </a:xfrm>
                     <a:prstGeom prst="rect">
                       <a:avLst/>
@@ -801,7 +801,7 @@
       <w:r>
         <w:drawing>
           <wp:inline>
-            <wp:extent cx="5334000" cy="5334000"/>
+            <wp:extent cx="2752374" cy="2752374"/>
             <wp:effectExtent b="0" l="0" r="0" t="0"/>
             <wp:docPr descr="" title="" id="22" name="Picture"/>
             <a:graphic>
@@ -822,7 +822,7 @@
                   <pic:spPr bwMode="auto">
                     <a:xfrm>
                       <a:off x="0" y="0"/>
-                      <a:ext cx="5334000" cy="5334000"/>
+                      <a:ext cx="2752374" cy="2752374"/>
                     </a:xfrm>
                     <a:prstGeom prst="rect">
                       <a:avLst/>
@@ -926,7 +926,7 @@
       <w:r>
         <w:drawing>
           <wp:inline>
-            <wp:extent cx="5334000" cy="5334000"/>
+            <wp:extent cx="2752374" cy="2752374"/>
             <wp:effectExtent b="0" l="0" r="0" t="0"/>
             <wp:docPr descr="" title="" id="26" name="Picture"/>
             <a:graphic>
@@ -947,7 +947,7 @@
                   <pic:spPr bwMode="auto">
                     <a:xfrm>
                       <a:off x="0" y="0"/>
-                      <a:ext cx="5334000" cy="5334000"/>
+                      <a:ext cx="2752374" cy="2752374"/>
                     </a:xfrm>
                     <a:prstGeom prst="rect">
                       <a:avLst/>
@@ -6265,7 +6265,7 @@
       <w:r>
         <w:drawing>
           <wp:inline>
-            <wp:extent cx="5334000" cy="5020235"/>
+            <wp:extent cx="3119357" cy="2935866"/>
             <wp:effectExtent b="0" l="0" r="0" t="0"/>
             <wp:docPr descr="" title="" id="67" name="Picture"/>
             <a:graphic>
@@ -6286,7 +6286,7 @@
                   <pic:spPr bwMode="auto">
                     <a:xfrm>
                       <a:off x="0" y="0"/>
-                      <a:ext cx="5334000" cy="5020235"/>
+                      <a:ext cx="3119357" cy="2935866"/>
                     </a:xfrm>
                     <a:prstGeom prst="rect">
                       <a:avLst/>
@@ -6358,7 +6358,7 @@
       <w:r>
         <w:drawing>
           <wp:inline>
-            <wp:extent cx="5334000" cy="5020235"/>
+            <wp:extent cx="3119357" cy="2935866"/>
             <wp:effectExtent b="0" l="0" r="0" t="0"/>
             <wp:docPr descr="" title="" id="71" name="Picture"/>
             <a:graphic>
@@ -6379,7 +6379,7 @@
                   <pic:spPr bwMode="auto">
                     <a:xfrm>
                       <a:off x="0" y="0"/>
-                      <a:ext cx="5334000" cy="5020235"/>
+                      <a:ext cx="3119357" cy="2935866"/>
                     </a:xfrm>
                     <a:prstGeom prst="rect">
                       <a:avLst/>
@@ -6697,7 +6697,7 @@
       <w:r>
         <w:drawing>
           <wp:inline>
-            <wp:extent cx="5334000" cy="5334000"/>
+            <wp:extent cx="3302849" cy="3302849"/>
             <wp:effectExtent b="0" l="0" r="0" t="0"/>
             <wp:docPr descr="" title="" id="78" name="Picture"/>
             <a:graphic>
@@ -6718,7 +6718,7 @@
                   <pic:spPr bwMode="auto">
                     <a:xfrm>
                       <a:off x="0" y="0"/>
-                      <a:ext cx="5334000" cy="5334000"/>
+                      <a:ext cx="3302849" cy="3302849"/>
                     </a:xfrm>
                     <a:prstGeom prst="rect">
                       <a:avLst/>
@@ -7759,7 +7759,7 @@
       <w:r>
         <w:drawing>
           <wp:inline>
-            <wp:extent cx="5334000" cy="5334000"/>
+            <wp:extent cx="2752374" cy="2752374"/>
             <wp:effectExtent b="0" l="0" r="0" t="0"/>
             <wp:docPr descr="" title="" id="91" name="Picture"/>
             <a:graphic>
@@ -7780,7 +7780,7 @@
                   <pic:spPr bwMode="auto">
                     <a:xfrm>
                       <a:off x="0" y="0"/>
-                      <a:ext cx="5334000" cy="5334000"/>
+                      <a:ext cx="2752374" cy="2752374"/>
                     </a:xfrm>
                     <a:prstGeom prst="rect">
                       <a:avLst/>

--- a/docs/content/multiple_regression/multiple_regression_lecture.docx
+++ b/docs/content/multiple_regression/multiple_regression_lecture.docx
@@ -801,7 +801,7 @@
       <w:r>
         <w:drawing>
           <wp:inline>
-            <wp:extent cx="2752374" cy="2752374"/>
+            <wp:extent cx="2293645" cy="2293645"/>
             <wp:effectExtent b="0" l="0" r="0" t="0"/>
             <wp:docPr descr="" title="" id="22" name="Picture"/>
             <a:graphic>
@@ -822,7 +822,7 @@
                   <pic:spPr bwMode="auto">
                     <a:xfrm>
                       <a:off x="0" y="0"/>
-                      <a:ext cx="2752374" cy="2752374"/>
+                      <a:ext cx="2293645" cy="2293645"/>
                     </a:xfrm>
                     <a:prstGeom prst="rect">
                       <a:avLst/>
@@ -926,7 +926,7 @@
       <w:r>
         <w:drawing>
           <wp:inline>
-            <wp:extent cx="2752374" cy="2752374"/>
+            <wp:extent cx="2293645" cy="2293645"/>
             <wp:effectExtent b="0" l="0" r="0" t="0"/>
             <wp:docPr descr="" title="" id="26" name="Picture"/>
             <a:graphic>
@@ -947,7 +947,7 @@
                   <pic:spPr bwMode="auto">
                     <a:xfrm>
                       <a:off x="0" y="0"/>
-                      <a:ext cx="2752374" cy="2752374"/>
+                      <a:ext cx="2293645" cy="2293645"/>
                     </a:xfrm>
                     <a:prstGeom prst="rect">
                       <a:avLst/>
@@ -7759,7 +7759,7 @@
       <w:r>
         <w:drawing>
           <wp:inline>
-            <wp:extent cx="2752374" cy="2752374"/>
+            <wp:extent cx="2293645" cy="2293645"/>
             <wp:effectExtent b="0" l="0" r="0" t="0"/>
             <wp:docPr descr="" title="" id="91" name="Picture"/>
             <a:graphic>
@@ -7780,7 +7780,7 @@
                   <pic:spPr bwMode="auto">
                     <a:xfrm>
                       <a:off x="0" y="0"/>
-                      <a:ext cx="2752374" cy="2752374"/>
+                      <a:ext cx="2293645" cy="2293645"/>
                     </a:xfrm>
                     <a:prstGeom prst="rect">
                       <a:avLst/>
